--- a/MVP individual report.docx
+++ b/MVP individual report.docx
@@ -63,6 +63,15 @@
             <w:r>
               <w:t xml:space="preserve"> (Software Developer)</w:t>
             </w:r>
+            <w:r>
+              <w:t xml:space="preserve"> – Front End </w:t>
+            </w:r>
+            <w:r>
+              <w:t xml:space="preserve">Developer </w:t>
+            </w:r>
+            <w:r>
+              <w:t>and Sub Role: Project Manager (PM)</w:t>
+            </w:r>
           </w:p>
         </w:tc>
       </w:tr>
@@ -129,7 +138,31 @@
             </w:tcBorders>
           </w:tcPr>
           <w:p/>
-          <w:p/>
+          <w:p>
+            <w:hyperlink r:id="rId5" w:history="1">
+              <w:r>
+                <w:rPr>
+                  <w:color w:val="0000FF"/>
+                  <w:u w:val="single"/>
+                </w:rPr>
+                <w:t>The Best Coders - MVP S</w:t>
+              </w:r>
+              <w:r>
+                <w:rPr>
+                  <w:color w:val="0000FF"/>
+                  <w:u w:val="single"/>
+                </w:rPr>
+                <w:t>p</w:t>
+              </w:r>
+              <w:r>
+                <w:rPr>
+                  <w:color w:val="0000FF"/>
+                  <w:u w:val="single"/>
+                </w:rPr>
+                <w:t>rint 1 Collaborative Development</w:t>
+              </w:r>
+            </w:hyperlink>
+          </w:p>
         </w:tc>
       </w:tr>
       <w:tr>
@@ -161,7 +194,7 @@
             </w:tcBorders>
           </w:tcPr>
           <w:p>
-            <w:hyperlink r:id="rId5" w:history="1">
+            <w:hyperlink r:id="rId6" w:history="1">
               <w:r>
                 <w:rPr>
                   <w:rStyle w:val="Hyperlink"/>
@@ -379,6 +412,52 @@
                 <w:szCs w:val="28"/>
               </w:rPr>
             </w:pPr>
+            <w:r>
+              <w:rPr>
+                <w:sz w:val="28"/>
+                <w:szCs w:val="28"/>
+              </w:rPr>
+              <w:t xml:space="preserve">I have also contributed as a project manager as a sub-role which was assigned to me by my choice to organise the meetings, tasks etc. Also tried my best to remind everyone to make sure that their work is also saved and updated and we did it as a team. </w:t>
+            </w:r>
+          </w:p>
+          <w:p>
+            <w:pPr>
+              <w:rPr>
+                <w:sz w:val="28"/>
+                <w:szCs w:val="28"/>
+              </w:rPr>
+            </w:pPr>
+          </w:p>
+          <w:p>
+            <w:pPr>
+              <w:rPr>
+                <w:sz w:val="28"/>
+                <w:szCs w:val="28"/>
+              </w:rPr>
+            </w:pPr>
+            <w:r>
+              <w:rPr>
+                <w:sz w:val="28"/>
+                <w:szCs w:val="28"/>
+              </w:rPr>
+              <w:t>I was able to communicate with team to decide the best solution to overcome the hurdles.</w:t>
+            </w:r>
+          </w:p>
+          <w:p>
+            <w:pPr>
+              <w:rPr>
+                <w:sz w:val="28"/>
+                <w:szCs w:val="28"/>
+              </w:rPr>
+            </w:pPr>
+          </w:p>
+          <w:p>
+            <w:pPr>
+              <w:rPr>
+                <w:sz w:val="28"/>
+                <w:szCs w:val="28"/>
+              </w:rPr>
+            </w:pPr>
           </w:p>
           <w:p>
             <w:pPr>
@@ -914,7 +993,39 @@
                 <w:sz w:val="28"/>
                 <w:szCs w:val="28"/>
               </w:rPr>
-              <w:t>We were able to share ideas that will  help everyone to  work in their own time for their part of the group project.</w:t>
+              <w:t xml:space="preserve">We were able to share ideas that </w:t>
+            </w:r>
+            <w:proofErr w:type="gramStart"/>
+            <w:r>
+              <w:rPr>
+                <w:sz w:val="28"/>
+                <w:szCs w:val="28"/>
+              </w:rPr>
+              <w:t>will  help</w:t>
+            </w:r>
+            <w:proofErr w:type="gramEnd"/>
+            <w:r>
+              <w:rPr>
+                <w:sz w:val="28"/>
+                <w:szCs w:val="28"/>
+              </w:rPr>
+              <w:t xml:space="preserve"> everyone </w:t>
+            </w:r>
+            <w:proofErr w:type="gramStart"/>
+            <w:r>
+              <w:rPr>
+                <w:sz w:val="28"/>
+                <w:szCs w:val="28"/>
+              </w:rPr>
+              <w:t>to  work</w:t>
+            </w:r>
+            <w:proofErr w:type="gramEnd"/>
+            <w:r>
+              <w:rPr>
+                <w:sz w:val="28"/>
+                <w:szCs w:val="28"/>
+              </w:rPr>
+              <w:t xml:space="preserve"> in their own time for their part of the group project.</w:t>
             </w:r>
           </w:p>
           <w:p>
@@ -1753,7 +1864,7 @@
                     </pic:cNvPicPr>
                   </pic:nvPicPr>
                   <pic:blipFill>
-                    <a:blip r:embed="rId6" cstate="print">
+                    <a:blip r:embed="rId7" cstate="print">
                       <a:extLst>
                         <a:ext uri="{28A0092B-C50C-407E-A947-70E740481C1C}">
                           <a14:useLocalDpi xmlns:a14="http://schemas.microsoft.com/office/drawing/2010/main" val="0"/>
@@ -1811,7 +1922,7 @@
                     <pic:cNvPicPr/>
                   </pic:nvPicPr>
                   <pic:blipFill>
-                    <a:blip r:embed="rId7"/>
+                    <a:blip r:embed="rId8"/>
                     <a:stretch>
                       <a:fillRect/>
                     </a:stretch>
@@ -1862,7 +1973,7 @@
                     <pic:cNvPicPr/>
                   </pic:nvPicPr>
                   <pic:blipFill>
-                    <a:blip r:embed="rId8"/>
+                    <a:blip r:embed="rId9"/>
                     <a:stretch>
                       <a:fillRect/>
                     </a:stretch>
@@ -1922,7 +2033,7 @@
                     <pic:cNvPicPr/>
                   </pic:nvPicPr>
                   <pic:blipFill>
-                    <a:blip r:embed="rId9"/>
+                    <a:blip r:embed="rId10"/>
                     <a:stretch>
                       <a:fillRect/>
                     </a:stretch>
@@ -1974,7 +2085,7 @@
                     </pic:cNvPicPr>
                   </pic:nvPicPr>
                   <pic:blipFill>
-                    <a:blip r:embed="rId10">
+                    <a:blip r:embed="rId11">
                       <a:extLst>
                         <a:ext uri="{28A0092B-C50C-407E-A947-70E740481C1C}">
                           <a14:useLocalDpi xmlns:a14="http://schemas.microsoft.com/office/drawing/2010/main" val="0"/>
@@ -2087,6 +2198,47 @@
           <w:right w:val="single" w:sz="4" w:space="4" w:color="auto"/>
         </w:pBdr>
       </w:pPr>
+      <w:r>
+        <w:rPr>
+          <w:noProof/>
+        </w:rPr>
+        <w:lastRenderedPageBreak/>
+        <w:drawing>
+          <wp:inline distT="0" distB="0" distL="0" distR="0" wp14:anchorId="7B2897E8" wp14:editId="53A58DA9">
+            <wp:extent cx="4427220" cy="2707540"/>
+            <wp:effectExtent l="0" t="0" r="0" b="0"/>
+            <wp:docPr id="509786502" name="Picture 1"/>
+            <wp:cNvGraphicFramePr>
+              <a:graphicFrameLocks xmlns:a="http://schemas.openxmlformats.org/drawingml/2006/main" noChangeAspect="1"/>
+            </wp:cNvGraphicFramePr>
+            <a:graphic xmlns:a="http://schemas.openxmlformats.org/drawingml/2006/main">
+              <a:graphicData uri="http://schemas.openxmlformats.org/drawingml/2006/picture">
+                <pic:pic xmlns:pic="http://schemas.openxmlformats.org/drawingml/2006/picture">
+                  <pic:nvPicPr>
+                    <pic:cNvPr id="509786502" name=""/>
+                    <pic:cNvPicPr/>
+                  </pic:nvPicPr>
+                  <pic:blipFill>
+                    <a:blip r:embed="rId12"/>
+                    <a:stretch>
+                      <a:fillRect/>
+                    </a:stretch>
+                  </pic:blipFill>
+                  <pic:spPr>
+                    <a:xfrm>
+                      <a:off x="0" y="0"/>
+                      <a:ext cx="4441180" cy="2716078"/>
+                    </a:xfrm>
+                    <a:prstGeom prst="rect">
+                      <a:avLst/>
+                    </a:prstGeom>
+                  </pic:spPr>
+                </pic:pic>
+              </a:graphicData>
+            </a:graphic>
+          </wp:inline>
+        </w:drawing>
+      </w:r>
     </w:p>
     <w:p>
       <w:pPr>
@@ -3095,6 +3247,18 @@
       <w:shd w:val="clear" w:color="auto" w:fill="E1DFDD"/>
     </w:rPr>
   </w:style>
+  <w:style w:type="character" w:styleId="FollowedHyperlink">
+    <w:name w:val="FollowedHyperlink"/>
+    <w:basedOn w:val="DefaultParagraphFont"/>
+    <w:uiPriority w:val="99"/>
+    <w:semiHidden/>
+    <w:unhideWhenUsed/>
+    <w:rsid w:val="004D7A2E"/>
+    <w:rPr>
+      <w:color w:val="954F72" w:themeColor="followedHyperlink"/>
+      <w:u w:val="single"/>
+    </w:rPr>
+  </w:style>
 </w:styles>
 </file>
 
